--- a/descargas/tarjeta_cadera.docx
+++ b/descargas/tarjeta_cadera.docx
@@ -98,7 +98,7 @@
           <w:sz w:val="18"/>
           <w:szCs w:val="18"/>
         </w:rPr>
-        <w:t xml:space="preserve">Percusión rotuliano-púbica (S 95 %, E 86 %, LR+ 6,11, LR− 0,07): supino, fonendoscopio sobre el tubérculo púbico homolateral y percusión de la rótula; positivo si el sonido llega disminuido en el lado doloroso. Talón: golpe con el borde cubital del puño; positivo si reproduce el dolor con la carga axial.</w:t>
+        <w:t xml:space="preserve">Percusión rotuliano-púbica (estudiada en fractura de cadera o pelvis tras traumatismo, no en la de estrés; S 85 %, E 70 %, LR+ 2,9, LR− 0,2): supino, fonendoscopio sobre el tubérculo púbico homolateral y percusión de la rótula; positivo si el sonido llega disminuido en el lado doloroso. Talón: golpe con el borde cubital del puño; positivo si reproduce el dolor con la carga axial.</w:t>
       </w:r>
       <w:r>
         <w:br/>
